--- a/tillsyn/A 53593-2025 tillsynsbegäran.docx
+++ b/tillsyn/A 53593-2025 tillsynsbegäran.docx
@@ -1520,7 +1520,7 @@
     <w:r>
       <w:tab/>
       <w:tab/>
-      <w:t>2026-09-14</w:t>
+      <w:t>2026-09-15</w:t>
       <w:br/>
       <w:br/>
     </w:r>

--- a/tillsyn/A 53593-2025 tillsynsbegäran.docx
+++ b/tillsyn/A 53593-2025 tillsynsbegäran.docx
@@ -1520,7 +1520,7 @@
     <w:r>
       <w:tab/>
       <w:tab/>
-      <w:t>2026-09-15</w:t>
+      <w:t>2026-09-16</w:t>
       <w:br/>
       <w:br/>
     </w:r>

--- a/tillsyn/A 53593-2025 tillsynsbegäran.docx
+++ b/tillsyn/A 53593-2025 tillsynsbegäran.docx
@@ -1520,7 +1520,7 @@
     <w:r>
       <w:tab/>
       <w:tab/>
-      <w:t>2026-09-16</w:t>
+      <w:t>2026-09-17</w:t>
       <w:br/>
       <w:br/>
     </w:r>

--- a/tillsyn/A 53593-2025 tillsynsbegäran.docx
+++ b/tillsyn/A 53593-2025 tillsynsbegäran.docx
@@ -1520,7 +1520,7 @@
     <w:r>
       <w:tab/>
       <w:tab/>
-      <w:t>2026-09-17</w:t>
+      <w:t>2026-09-18</w:t>
       <w:br/>
       <w:br/>
     </w:r>

--- a/tillsyn/A 53593-2025 tillsynsbegäran.docx
+++ b/tillsyn/A 53593-2025 tillsynsbegäran.docx
@@ -1520,7 +1520,7 @@
     <w:r>
       <w:tab/>
       <w:tab/>
-      <w:t>2026-09-18</w:t>
+      <w:t>2026-09-19</w:t>
       <w:br/>
       <w:br/>
     </w:r>

--- a/tillsyn/A 53593-2025 tillsynsbegäran.docx
+++ b/tillsyn/A 53593-2025 tillsynsbegäran.docx
@@ -1520,7 +1520,7 @@
     <w:r>
       <w:tab/>
       <w:tab/>
-      <w:t>2026-09-19</w:t>
+      <w:t>2026-09-21</w:t>
       <w:br/>
       <w:br/>
     </w:r>

--- a/tillsyn/A 53593-2025 tillsynsbegäran.docx
+++ b/tillsyn/A 53593-2025 tillsynsbegäran.docx
@@ -1520,7 +1520,7 @@
     <w:r>
       <w:tab/>
       <w:tab/>
-      <w:t>2026-09-21</w:t>
+      <w:t>2026-09-23</w:t>
       <w:br/>
       <w:br/>
     </w:r>

--- a/tillsyn/A 53593-2025 tillsynsbegäran.docx
+++ b/tillsyn/A 53593-2025 tillsynsbegäran.docx
@@ -1520,7 +1520,7 @@
     <w:r>
       <w:tab/>
       <w:tab/>
-      <w:t>2026-09-23</w:t>
+      <w:t>2026-09-24</w:t>
       <w:br/>
       <w:br/>
     </w:r>

--- a/tillsyn/A 53593-2025 tillsynsbegäran.docx
+++ b/tillsyn/A 53593-2025 tillsynsbegäran.docx
@@ -1520,7 +1520,7 @@
     <w:r>
       <w:tab/>
       <w:tab/>
-      <w:t>2026-09-24</w:t>
+      <w:t>2026-09-25</w:t>
       <w:br/>
       <w:br/>
     </w:r>

--- a/tillsyn/A 53593-2025 tillsynsbegäran.docx
+++ b/tillsyn/A 53593-2025 tillsynsbegäran.docx
@@ -65,7 +65,7 @@
     </w:p>
     <w:p>
       <w:r>
-        <w:t>I och inom 19 meter från avverkningsanmälan finns fynd av 21 naturvårdsarter, varav 11 är rödlistade, 4 är fridlysta, 13 är typiska (T) och 7 är signalarter (S): knärot (VU, T, §8), rosetticka (VU), rotfingersvamp (VU), fjällig taggsvamp s.str. (NT), motaggsvamp (NT, T), orange taggsvamp (NT, T), rynkskinn (NT, T), talltita (NT, §4), ullticka (NT, T), vedtrappmossa (NT, T), vågticka (NT), brandticka (S), granbarkgnagare (S, T), gullgröppa (S), rödgul trumpetsvamp (S), trådticka (S, T), underviol (S, T), vedticka (S, T), blåsippa (T, §9), kransmossa (T) och spillkråka (T, §4). Se Figur 1.</w:t>
+        <w:t>I och inom 19 meter från avverkningsanmälan finns fynd av 22 naturvårdsarter, varav 11 är rödlistade, 4 är fridlysta, 13 är typiska (T) och 8 är signalarter (S): knärot (VU, T, §8), rosetticka (VU), rotfingersvamp (VU), fjällig taggsvamp s.str. (NT), motaggsvamp (NT, T), orange taggsvamp (NT, T), rynkskinn (NT, T), talltita (NT, §4), ullticka (NT, T), vedtrappmossa (NT, T), vågticka (NT), brandticka (S), granbarkgnagare (S, T), gullgröppa (S), rödgul trumpetsvamp (S), svavelriska (S), trådticka (S, T), underviol (S, T), vedticka (S, T), blåsippa (T, §9), kransmossa (T) och spillkråka (T, §4). Se Figur 1.</w:t>
       </w:r>
     </w:p>
     <w:p>
@@ -1520,7 +1520,7 @@
     <w:r>
       <w:tab/>
       <w:tab/>
-      <w:t>2026-09-25</w:t>
+      <w:t>2026-09-26</w:t>
       <w:br/>
       <w:br/>
     </w:r>

--- a/tillsyn/A 53593-2025 tillsynsbegäran.docx
+++ b/tillsyn/A 53593-2025 tillsynsbegäran.docx
@@ -65,7 +65,7 @@
     </w:p>
     <w:p>
       <w:r>
-        <w:t>I och inom 19 meter från avverkningsanmälan finns fynd av 22 naturvårdsarter, varav 11 är rödlistade, 4 är fridlysta, 13 är typiska (T) och 8 är signalarter (S): knärot (VU, T, §8), rosetticka (VU), rotfingersvamp (VU), fjällig taggsvamp s.str. (NT), motaggsvamp (NT, T), orange taggsvamp (NT, T), rynkskinn (NT, T), talltita (NT, §4), ullticka (NT, T), vedtrappmossa (NT, T), vågticka (NT), brandticka (S), granbarkgnagare (S, T), gullgröppa (S), rödgul trumpetsvamp (S), svavelriska (S), trådticka (S, T), underviol (S, T), vedticka (S, T), blåsippa (T, §9), kransmossa (T) och spillkråka (T, §4). Se Figur 1.</w:t>
+        <w:t>I och inom 19 meter från avverkningsanmälan finns fynd av 23 naturvårdsarter, varav 12 är rödlistade, 4 är fridlysta, 13 är typiska (T) och 8 är signalarter (S): granrotspindling (VU), knärot (VU, T, §8), rosetticka (VU), rotfingersvamp (VU), fjällig taggsvamp s.str. (NT), motaggsvamp (NT, T), orange taggsvamp (NT, T), rynkskinn (NT, T), talltita (NT, §4), ullticka (NT, T), vedtrappmossa (NT, T), vågticka (NT), brandticka (S), granbarkgnagare (S, T), gullgröppa (S), rödgul trumpetsvamp (S), svavelriska (S), trådticka (S, T), underviol (S, T), vedticka (S, T), blåsippa (T, §9), kransmossa (T) och spillkråka (T, §4). Se Figur 1.</w:t>
       </w:r>
     </w:p>
     <w:p>
@@ -102,6 +102,26 @@
     <w:p>
       <w:r>
         <w:t>Nedan följer beskrivningar av de naturvårdsarter och fridlysta arter som har sina livsmiljöer och växtplatser i den avverkningsanmälda skogen. Se även ytterligare artfakta i BILAGA 1. De påträffade naturvårdsarterna är ett tydligt kvitto på att det rör sig om en skog med höga naturvärden.</w:t>
+      </w:r>
+    </w:p>
+    <w:p>
+      <w:r>
+        <w:rPr>
+          <w:b/>
+        </w:rPr>
+        <w:t xml:space="preserve">Granrotspindling (VU) </w:t>
+      </w:r>
+      <w:r>
+        <w:t>bildar mykorrhiza med gran. Växer i djup barrförna, gärna i gamla myrstackar, i medelålders till äldre ängsgranskog på kalkrik mark.</w:t>
+      </w:r>
+      <w:r>
+        <w:rPr>
+          <w:b/>
+        </w:rPr>
+        <w:t xml:space="preserve"> </w:t>
+      </w:r>
+      <w:r>
+        <w:t>Minskningstakten uppgår till 30 % inom 50 år och överstiger gränsvärdet för Sårbar (VU) enligt A-kriteriet. (A2c+3c+4c). Arten missgynnas av avverkning och markberedning. Generellt bör lokaler som är särskilt rika på förekomster av sällsynta svampar säkerställas och lämnas för fri utveckling (SLU Artdatabanken, 2024).</w:t>
       </w:r>
     </w:p>
     <w:p>
@@ -1520,7 +1540,7 @@
     <w:r>
       <w:tab/>
       <w:tab/>
-      <w:t>2026-09-26</w:t>
+      <w:t>2026-09-27</w:t>
       <w:br/>
       <w:br/>
     </w:r>

--- a/tillsyn/A 53593-2025 tillsynsbegäran.docx
+++ b/tillsyn/A 53593-2025 tillsynsbegäran.docx
@@ -1540,7 +1540,7 @@
     <w:r>
       <w:tab/>
       <w:tab/>
-      <w:t>2026-09-27</w:t>
+      <w:t>2026-09-28</w:t>
       <w:br/>
       <w:br/>
     </w:r>

--- a/tillsyn/A 53593-2025 tillsynsbegäran.docx
+++ b/tillsyn/A 53593-2025 tillsynsbegäran.docx
@@ -1540,7 +1540,7 @@
     <w:r>
       <w:tab/>
       <w:tab/>
-      <w:t>2026-09-28</w:t>
+      <w:t>2026-09-29</w:t>
       <w:br/>
       <w:br/>
     </w:r>

--- a/tillsyn/A 53593-2025 tillsynsbegäran.docx
+++ b/tillsyn/A 53593-2025 tillsynsbegäran.docx
@@ -1540,7 +1540,7 @@
     <w:r>
       <w:tab/>
       <w:tab/>
-      <w:t>2026-09-29</w:t>
+      <w:t>2026-09-30</w:t>
       <w:br/>
       <w:br/>
     </w:r>

--- a/tillsyn/A 53593-2025 tillsynsbegäran.docx
+++ b/tillsyn/A 53593-2025 tillsynsbegäran.docx
@@ -1540,7 +1540,7 @@
     <w:r>
       <w:tab/>
       <w:tab/>
-      <w:t>2026-09-30</w:t>
+      <w:t>2026-10-01</w:t>
       <w:br/>
       <w:br/>
     </w:r>

--- a/tillsyn/A 53593-2025 tillsynsbegäran.docx
+++ b/tillsyn/A 53593-2025 tillsynsbegäran.docx
@@ -1540,7 +1540,7 @@
     <w:r>
       <w:tab/>
       <w:tab/>
-      <w:t>2026-10-01</w:t>
+      <w:t>2026-10-02</w:t>
       <w:br/>
       <w:br/>
     </w:r>

--- a/tillsyn/A 53593-2025 tillsynsbegäran.docx
+++ b/tillsyn/A 53593-2025 tillsynsbegäran.docx
@@ -1540,7 +1540,7 @@
     <w:r>
       <w:tab/>
       <w:tab/>
-      <w:t>2026-10-02</w:t>
+      <w:t>2026-10-03</w:t>
       <w:br/>
       <w:br/>
     </w:r>

--- a/tillsyn/A 53593-2025 tillsynsbegäran.docx
+++ b/tillsyn/A 53593-2025 tillsynsbegäran.docx
@@ -1540,7 +1540,7 @@
     <w:r>
       <w:tab/>
       <w:tab/>
-      <w:t>2026-10-03</w:t>
+      <w:t>2026-10-04</w:t>
       <w:br/>
       <w:br/>
     </w:r>

--- a/tillsyn/A 53593-2025 tillsynsbegäran.docx
+++ b/tillsyn/A 53593-2025 tillsynsbegäran.docx
@@ -1540,7 +1540,7 @@
     <w:r>
       <w:tab/>
       <w:tab/>
-      <w:t>2026-10-04</w:t>
+      <w:t>2026-10-05</w:t>
       <w:br/>
       <w:br/>
     </w:r>

--- a/tillsyn/A 53593-2025 tillsynsbegäran.docx
+++ b/tillsyn/A 53593-2025 tillsynsbegäran.docx
@@ -1540,7 +1540,7 @@
     <w:r>
       <w:tab/>
       <w:tab/>
-      <w:t>2026-10-05</w:t>
+      <w:t>2026-10-06</w:t>
       <w:br/>
       <w:br/>
     </w:r>

--- a/tillsyn/A 53593-2025 tillsynsbegäran.docx
+++ b/tillsyn/A 53593-2025 tillsynsbegäran.docx
@@ -1540,7 +1540,7 @@
     <w:r>
       <w:tab/>
       <w:tab/>
-      <w:t>2026-10-06</w:t>
+      <w:t>2026-10-07</w:t>
       <w:br/>
       <w:br/>
     </w:r>

--- a/tillsyn/A 53593-2025 tillsynsbegäran.docx
+++ b/tillsyn/A 53593-2025 tillsynsbegäran.docx
@@ -1540,7 +1540,7 @@
     <w:r>
       <w:tab/>
       <w:tab/>
-      <w:t>2026-10-07</w:t>
+      <w:t>2026-10-08</w:t>
       <w:br/>
       <w:br/>
     </w:r>

--- a/tillsyn/A 53593-2025 tillsynsbegäran.docx
+++ b/tillsyn/A 53593-2025 tillsynsbegäran.docx
@@ -1540,7 +1540,7 @@
     <w:r>
       <w:tab/>
       <w:tab/>
-      <w:t>2026-10-08</w:t>
+      <w:t>2026-10-09</w:t>
       <w:br/>
       <w:br/>
     </w:r>

--- a/tillsyn/A 53593-2025 tillsynsbegäran.docx
+++ b/tillsyn/A 53593-2025 tillsynsbegäran.docx
@@ -1540,7 +1540,7 @@
     <w:r>
       <w:tab/>
       <w:tab/>
-      <w:t>2026-10-09</w:t>
+      <w:t>2026-10-10</w:t>
       <w:br/>
       <w:br/>
     </w:r>

--- a/tillsyn/A 53593-2025 tillsynsbegäran.docx
+++ b/tillsyn/A 53593-2025 tillsynsbegäran.docx
@@ -1540,7 +1540,7 @@
     <w:r>
       <w:tab/>
       <w:tab/>
-      <w:t>2026-10-10</w:t>
+      <w:t>2026-10-11</w:t>
       <w:br/>
       <w:br/>
     </w:r>

--- a/tillsyn/A 53593-2025 tillsynsbegäran.docx
+++ b/tillsyn/A 53593-2025 tillsynsbegäran.docx
@@ -1540,7 +1540,7 @@
     <w:r>
       <w:tab/>
       <w:tab/>
-      <w:t>2026-10-11</w:t>
+      <w:t>2026-10-12</w:t>
       <w:br/>
       <w:br/>
     </w:r>

--- a/tillsyn/A 53593-2025 tillsynsbegäran.docx
+++ b/tillsyn/A 53593-2025 tillsynsbegäran.docx
@@ -1540,7 +1540,7 @@
     <w:r>
       <w:tab/>
       <w:tab/>
-      <w:t>2026-10-12</w:t>
+      <w:t>2026-10-13</w:t>
       <w:br/>
       <w:br/>
     </w:r>

--- a/tillsyn/A 53593-2025 tillsynsbegäran.docx
+++ b/tillsyn/A 53593-2025 tillsynsbegäran.docx
@@ -1540,7 +1540,7 @@
     <w:r>
       <w:tab/>
       <w:tab/>
-      <w:t>2026-10-13</w:t>
+      <w:t>2026-10-14</w:t>
       <w:br/>
       <w:br/>
     </w:r>

--- a/tillsyn/A 53593-2025 tillsynsbegäran.docx
+++ b/tillsyn/A 53593-2025 tillsynsbegäran.docx
@@ -1540,7 +1540,7 @@
     <w:r>
       <w:tab/>
       <w:tab/>
-      <w:t>2026-10-14</w:t>
+      <w:t>2026-10-15</w:t>
       <w:br/>
       <w:br/>
     </w:r>

--- a/tillsyn/A 53593-2025 tillsynsbegäran.docx
+++ b/tillsyn/A 53593-2025 tillsynsbegäran.docx
@@ -1540,7 +1540,7 @@
     <w:r>
       <w:tab/>
       <w:tab/>
-      <w:t>2026-10-15</w:t>
+      <w:t>2026-10-16</w:t>
       <w:br/>
       <w:br/>
     </w:r>

--- a/tillsyn/A 53593-2025 tillsynsbegäran.docx
+++ b/tillsyn/A 53593-2025 tillsynsbegäran.docx
@@ -1540,7 +1540,7 @@
     <w:r>
       <w:tab/>
       <w:tab/>
-      <w:t>2026-10-16</w:t>
+      <w:t>2026-10-17</w:t>
       <w:br/>
       <w:br/>
     </w:r>

--- a/tillsyn/A 53593-2025 tillsynsbegäran.docx
+++ b/tillsyn/A 53593-2025 tillsynsbegäran.docx
@@ -1540,7 +1540,7 @@
     <w:r>
       <w:tab/>
       <w:tab/>
-      <w:t>2026-10-17</w:t>
+      <w:t>2026-10-18</w:t>
       <w:br/>
       <w:br/>
     </w:r>

--- a/tillsyn/A 53593-2025 tillsynsbegäran.docx
+++ b/tillsyn/A 53593-2025 tillsynsbegäran.docx
@@ -1540,7 +1540,7 @@
     <w:r>
       <w:tab/>
       <w:tab/>
-      <w:t>2026-10-18</w:t>
+      <w:t>2026-10-19</w:t>
       <w:br/>
       <w:br/>
     </w:r>

--- a/tillsyn/A 53593-2025 tillsynsbegäran.docx
+++ b/tillsyn/A 53593-2025 tillsynsbegäran.docx
@@ -1540,7 +1540,7 @@
     <w:r>
       <w:tab/>
       <w:tab/>
-      <w:t>2026-10-19</w:t>
+      <w:t>2026-10-20</w:t>
       <w:br/>
       <w:br/>
     </w:r>

--- a/tillsyn/A 53593-2025 tillsynsbegäran.docx
+++ b/tillsyn/A 53593-2025 tillsynsbegäran.docx
@@ -1540,7 +1540,7 @@
     <w:r>
       <w:tab/>
       <w:tab/>
-      <w:t>2026-10-20</w:t>
+      <w:t>2026-10-21</w:t>
       <w:br/>
       <w:br/>
     </w:r>

--- a/tillsyn/A 53593-2025 tillsynsbegäran.docx
+++ b/tillsyn/A 53593-2025 tillsynsbegäran.docx
@@ -1540,7 +1540,7 @@
     <w:r>
       <w:tab/>
       <w:tab/>
-      <w:t>2026-10-21</w:t>
+      <w:t>2026-10-22</w:t>
       <w:br/>
       <w:br/>
     </w:r>

--- a/tillsyn/A 53593-2025 tillsynsbegäran.docx
+++ b/tillsyn/A 53593-2025 tillsynsbegäran.docx
@@ -1540,7 +1540,7 @@
     <w:r>
       <w:tab/>
       <w:tab/>
-      <w:t>2026-10-22</w:t>
+      <w:t>2026-10-23</w:t>
       <w:br/>
       <w:br/>
     </w:r>

--- a/tillsyn/A 53593-2025 tillsynsbegäran.docx
+++ b/tillsyn/A 53593-2025 tillsynsbegäran.docx
@@ -1540,7 +1540,7 @@
     <w:r>
       <w:tab/>
       <w:tab/>
-      <w:t>2026-10-23</w:t>
+      <w:t>2026-10-24</w:t>
       <w:br/>
       <w:br/>
     </w:r>

--- a/tillsyn/A 53593-2025 tillsynsbegäran.docx
+++ b/tillsyn/A 53593-2025 tillsynsbegäran.docx
@@ -1540,7 +1540,7 @@
     <w:r>
       <w:tab/>
       <w:tab/>
-      <w:t>2026-10-24</w:t>
+      <w:t>2026-10-25</w:t>
       <w:br/>
       <w:br/>
     </w:r>

--- a/tillsyn/A 53593-2025 tillsynsbegäran.docx
+++ b/tillsyn/A 53593-2025 tillsynsbegäran.docx
@@ -1540,7 +1540,7 @@
     <w:r>
       <w:tab/>
       <w:tab/>
-      <w:t>2026-10-25</w:t>
+      <w:t>2026-10-26</w:t>
       <w:br/>
       <w:br/>
     </w:r>

--- a/tillsyn/A 53593-2025 tillsynsbegäran.docx
+++ b/tillsyn/A 53593-2025 tillsynsbegäran.docx
@@ -1540,7 +1540,7 @@
     <w:r>
       <w:tab/>
       <w:tab/>
-      <w:t>2026-10-26</w:t>
+      <w:t>2026-10-27</w:t>
       <w:br/>
       <w:br/>
     </w:r>

--- a/tillsyn/A 53593-2025 tillsynsbegäran.docx
+++ b/tillsyn/A 53593-2025 tillsynsbegäran.docx
@@ -1540,7 +1540,7 @@
     <w:r>
       <w:tab/>
       <w:tab/>
-      <w:t>2026-10-27</w:t>
+      <w:t>2026-10-28</w:t>
       <w:br/>
       <w:br/>
     </w:r>

--- a/tillsyn/A 53593-2025 tillsynsbegäran.docx
+++ b/tillsyn/A 53593-2025 tillsynsbegäran.docx
@@ -1540,7 +1540,7 @@
     <w:r>
       <w:tab/>
       <w:tab/>
-      <w:t>2026-10-28</w:t>
+      <w:t>2026-10-29</w:t>
       <w:br/>
       <w:br/>
     </w:r>

--- a/tillsyn/A 53593-2025 tillsynsbegäran.docx
+++ b/tillsyn/A 53593-2025 tillsynsbegäran.docx
@@ -1540,7 +1540,7 @@
     <w:r>
       <w:tab/>
       <w:tab/>
-      <w:t>2026-10-29</w:t>
+      <w:t>2026-10-31</w:t>
       <w:br/>
       <w:br/>
     </w:r>
